--- a/tillsyn/A 37273-2024 tillsynsbegäran.docx
+++ b/tillsyn/A 37273-2024 tillsynsbegäran.docx
@@ -256,7 +256,7 @@
     <w:r>
       <w:tab/>
       <w:tab/>
-      <w:t>2026-06-18</w:t>
+      <w:t>2026-06-19</w:t>
       <w:br/>
       <w:br/>
     </w:r>

--- a/tillsyn/A 37273-2024 tillsynsbegäran.docx
+++ b/tillsyn/A 37273-2024 tillsynsbegäran.docx
@@ -256,7 +256,7 @@
     <w:r>
       <w:tab/>
       <w:tab/>
-      <w:t>2026-06-19</w:t>
+      <w:t>2026-06-20</w:t>
       <w:br/>
       <w:br/>
     </w:r>

--- a/tillsyn/A 37273-2024 tillsynsbegäran.docx
+++ b/tillsyn/A 37273-2024 tillsynsbegäran.docx
@@ -12,10 +12,7 @@
     </w:p>
     <w:p>
       <w:r>
-        <w:t>Detta dokument behandlar höga naturvärden i avverkningsanmälan A 37273-2024 i Norrtälje kommun som inkom 2024-09-05 och omfattar 12,5 ha.</w:t>
-      </w:r>
-      <w:r>
-        <w:t xml:space="preserve"> I Figur 1 visas fyndplatser för naturvårdsarter i området, som finns registrerade på Artportalen.</w:t>
+        <w:t>Denna tillsynsbegäran behandlar höga naturvärden i avverkningsanmälan A 37273-2024 i Norrtälje kommun som inkom 2024-09-05 och omfattar 12,5 ha.</w:t>
       </w:r>
     </w:p>
     <w:p>
@@ -63,7 +60,20 @@
         <w:spacing w:after="240"/>
       </w:pPr>
       <w:r>
-        <w:t>Figur 1. Fyndplatser för naturvårdsarter inom 12 meter från avverkningsanmälan (röd linje). Inom parentes anges rödlistekategorier, S för signalarter, Tför typiska arter och fridlysningsparagrafer i artskyddsförordningen.Markörer utan svart kant är placerade på fyndplatsen. Markörer med svart kant är placerade vid sidan av fyndplatsen och har ett svart streck som visar fyndplatsens exakta position. Kartans mittpunktskoordinat är N 6625531, E 705625 i SWEREF 99 TM.</w:t>
+        <w:t>Figur 1. Fyndplatser för naturvårdsarter inom 12 meter från avverkningsanmälan. Markörer utan svart kant är placerade på fyndplatsen. Markörer med svart kant är placerade vid sidan av fyndplatsen har ett svart streck som visar fyndplatsens exakta position. Kartans mittpunktskoordinat är N 6625531, E 705625 i SWEREF 99 TM.</w:t>
+      </w:r>
+    </w:p>
+    <w:p>
+      <w:r>
+        <w:t>Inom 12 meter från avverkningsanmälan finns fynd av 1 naturvårdsarter, varav 1 är typisk (T) och 1 är signalart (S): trådticka (S, T). Se Figur 1.</w:t>
+      </w:r>
+    </w:p>
+    <w:p>
+      <w:pPr>
+        <w:pStyle w:val="Heading1"/>
+      </w:pPr>
+      <w:r>
+        <w:t>Tillsynsbegäran</w:t>
       </w:r>
     </w:p>
     <w:p>
@@ -77,26 +87,16 @@
       </w:r>
     </w:p>
     <w:p>
-      <w:r>
-        <w:t>Nedan beskrivs fynd av naturvårdsarter som gjorts i det avverkningsanmälda området.</w:t>
-      </w:r>
-    </w:p>
-    <w:p>
       <w:pPr>
         <w:pStyle w:val="Heading1"/>
       </w:pPr>
       <w:r>
-        <w:t>Naturvårdsarter</w:t>
+        <w:t>Naturvårdsarter och fridlysta arter</w:t>
       </w:r>
     </w:p>
     <w:p>
       <w:r>
-        <w:t>Inom 12 meter från avverkningsanmälan har följande 1 naturvårdsarter hittats: trådticka (S, T). Arter som är signalarter enligt Skogsstyrelsen har markerats med (S). Typiska arter inom Natura 2000 som är kopplade till skogsekosystem har markerats med (T).</w:t>
-      </w:r>
-    </w:p>
-    <w:p>
-      <w:r>
-        <w:t>De påträffade naturvårdsarterna är ett tydligt kvitto på att det rör sig om en skog med höga naturvärden.</w:t>
+        <w:t>Nedan följer beskrivningar av de naturvårdsarter och fridlysta arter som har sina livsmiljöer och växtplatser i den avverkningsanmälda skogen. De påträffade naturvårdsarterna är ett tydligt kvitto på att det rör sig om en skog med höga naturvärden.</w:t>
       </w:r>
     </w:p>
     <w:p>
@@ -256,7 +256,7 @@
     <w:r>
       <w:tab/>
       <w:tab/>
-      <w:t>2026-06-20</w:t>
+      <w:t>2026-06-21</w:t>
       <w:br/>
       <w:br/>
     </w:r>

--- a/tillsyn/A 37273-2024 tillsynsbegäran.docx
+++ b/tillsyn/A 37273-2024 tillsynsbegäran.docx
@@ -256,7 +256,7 @@
     <w:r>
       <w:tab/>
       <w:tab/>
-      <w:t>2026-06-21</w:t>
+      <w:t>2026-06-22</w:t>
       <w:br/>
       <w:br/>
     </w:r>

--- a/tillsyn/A 37273-2024 tillsynsbegäran.docx
+++ b/tillsyn/A 37273-2024 tillsynsbegäran.docx
@@ -256,7 +256,7 @@
     <w:r>
       <w:tab/>
       <w:tab/>
-      <w:t>2026-06-22</w:t>
+      <w:t>2026-06-23</w:t>
       <w:br/>
       <w:br/>
     </w:r>

--- a/tillsyn/A 37273-2024 tillsynsbegäran.docx
+++ b/tillsyn/A 37273-2024 tillsynsbegäran.docx
@@ -256,7 +256,7 @@
     <w:r>
       <w:tab/>
       <w:tab/>
-      <w:t>2026-06-23</w:t>
+      <w:t>2026-06-24</w:t>
       <w:br/>
       <w:br/>
     </w:r>

--- a/tillsyn/A 37273-2024 tillsynsbegäran.docx
+++ b/tillsyn/A 37273-2024 tillsynsbegäran.docx
@@ -256,7 +256,7 @@
     <w:r>
       <w:tab/>
       <w:tab/>
-      <w:t>2026-06-24</w:t>
+      <w:t>2026-06-25</w:t>
       <w:br/>
       <w:br/>
     </w:r>

--- a/tillsyn/A 37273-2024 tillsynsbegäran.docx
+++ b/tillsyn/A 37273-2024 tillsynsbegäran.docx
@@ -256,7 +256,7 @@
     <w:r>
       <w:tab/>
       <w:tab/>
-      <w:t>2026-06-25</w:t>
+      <w:t>2026-06-26</w:t>
       <w:br/>
       <w:br/>
     </w:r>

--- a/tillsyn/A 37273-2024 tillsynsbegäran.docx
+++ b/tillsyn/A 37273-2024 tillsynsbegäran.docx
@@ -256,7 +256,7 @@
     <w:r>
       <w:tab/>
       <w:tab/>
-      <w:t>2026-06-26</w:t>
+      <w:t>2026-06-27</w:t>
       <w:br/>
       <w:br/>
     </w:r>

--- a/tillsyn/A 37273-2024 tillsynsbegäran.docx
+++ b/tillsyn/A 37273-2024 tillsynsbegäran.docx
@@ -256,7 +256,7 @@
     <w:r>
       <w:tab/>
       <w:tab/>
-      <w:t>2026-06-27</w:t>
+      <w:t>2026-06-28</w:t>
       <w:br/>
       <w:br/>
     </w:r>

--- a/tillsyn/A 37273-2024 tillsynsbegäran.docx
+++ b/tillsyn/A 37273-2024 tillsynsbegäran.docx
@@ -256,7 +256,7 @@
     <w:r>
       <w:tab/>
       <w:tab/>
-      <w:t>2026-06-28</w:t>
+      <w:t>2026-06-29</w:t>
       <w:br/>
       <w:br/>
     </w:r>

--- a/tillsyn/A 37273-2024 tillsynsbegäran.docx
+++ b/tillsyn/A 37273-2024 tillsynsbegäran.docx
@@ -256,7 +256,7 @@
     <w:r>
       <w:tab/>
       <w:tab/>
-      <w:t>2026-06-29</w:t>
+      <w:t>2026-06-30</w:t>
       <w:br/>
       <w:br/>
     </w:r>

--- a/tillsyn/A 37273-2024 tillsynsbegäran.docx
+++ b/tillsyn/A 37273-2024 tillsynsbegäran.docx
@@ -256,7 +256,7 @@
     <w:r>
       <w:tab/>
       <w:tab/>
-      <w:t>2026-06-30</w:t>
+      <w:t>2026-07-01</w:t>
       <w:br/>
       <w:br/>
     </w:r>

--- a/tillsyn/A 37273-2024 tillsynsbegäran.docx
+++ b/tillsyn/A 37273-2024 tillsynsbegäran.docx
@@ -256,7 +256,7 @@
     <w:r>
       <w:tab/>
       <w:tab/>
-      <w:t>2026-07-01</w:t>
+      <w:t>2026-07-02</w:t>
       <w:br/>
       <w:br/>
     </w:r>

--- a/tillsyn/A 37273-2024 tillsynsbegäran.docx
+++ b/tillsyn/A 37273-2024 tillsynsbegäran.docx
@@ -256,7 +256,7 @@
     <w:r>
       <w:tab/>
       <w:tab/>
-      <w:t>2026-07-13</w:t>
+      <w:t>2026-07-14</w:t>
       <w:br/>
       <w:br/>
     </w:r>

--- a/tillsyn/A 37273-2024 tillsynsbegäran.docx
+++ b/tillsyn/A 37273-2024 tillsynsbegäran.docx
@@ -256,7 +256,7 @@
     <w:r>
       <w:tab/>
       <w:tab/>
-      <w:t>2026-07-14</w:t>
+      <w:t>2026-07-15</w:t>
       <w:br/>
       <w:br/>
     </w:r>

--- a/tillsyn/A 37273-2024 tillsynsbegäran.docx
+++ b/tillsyn/A 37273-2024 tillsynsbegäran.docx
@@ -256,7 +256,7 @@
     <w:r>
       <w:tab/>
       <w:tab/>
-      <w:t>2026-07-15</w:t>
+      <w:t>2026-07-16</w:t>
       <w:br/>
       <w:br/>
     </w:r>

--- a/tillsyn/A 37273-2024 tillsynsbegäran.docx
+++ b/tillsyn/A 37273-2024 tillsynsbegäran.docx
@@ -256,7 +256,7 @@
     <w:r>
       <w:tab/>
       <w:tab/>
-      <w:t>2026-07-16</w:t>
+      <w:t>2026-07-17</w:t>
       <w:br/>
       <w:br/>
     </w:r>

--- a/tillsyn/A 37273-2024 tillsynsbegäran.docx
+++ b/tillsyn/A 37273-2024 tillsynsbegäran.docx
@@ -256,7 +256,7 @@
     <w:r>
       <w:tab/>
       <w:tab/>
-      <w:t>2026-07-17</w:t>
+      <w:t>2026-07-18</w:t>
       <w:br/>
       <w:br/>
     </w:r>

--- a/tillsyn/A 37273-2024 tillsynsbegäran.docx
+++ b/tillsyn/A 37273-2024 tillsynsbegäran.docx
@@ -256,7 +256,7 @@
     <w:r>
       <w:tab/>
       <w:tab/>
-      <w:t>2026-07-18</w:t>
+      <w:t>2026-07-19</w:t>
       <w:br/>
       <w:br/>
     </w:r>

--- a/tillsyn/A 37273-2024 tillsynsbegäran.docx
+++ b/tillsyn/A 37273-2024 tillsynsbegäran.docx
@@ -256,7 +256,7 @@
     <w:r>
       <w:tab/>
       <w:tab/>
-      <w:t>2026-07-19</w:t>
+      <w:t>2026-07-20</w:t>
       <w:br/>
       <w:br/>
     </w:r>

--- a/tillsyn/A 37273-2024 tillsynsbegäran.docx
+++ b/tillsyn/A 37273-2024 tillsynsbegäran.docx
@@ -256,7 +256,7 @@
     <w:r>
       <w:tab/>
       <w:tab/>
-      <w:t>2026-07-20</w:t>
+      <w:t>2026-07-21</w:t>
       <w:br/>
       <w:br/>
     </w:r>

--- a/tillsyn/A 37273-2024 tillsynsbegäran.docx
+++ b/tillsyn/A 37273-2024 tillsynsbegäran.docx
@@ -256,7 +256,7 @@
     <w:r>
       <w:tab/>
       <w:tab/>
-      <w:t>2026-07-21</w:t>
+      <w:t>2026-07-22</w:t>
       <w:br/>
       <w:br/>
     </w:r>

--- a/tillsyn/A 37273-2024 tillsynsbegäran.docx
+++ b/tillsyn/A 37273-2024 tillsynsbegäran.docx
@@ -256,7 +256,7 @@
     <w:r>
       <w:tab/>
       <w:tab/>
-      <w:t>2026-07-22</w:t>
+      <w:t>2026-07-23</w:t>
       <w:br/>
       <w:br/>
     </w:r>

--- a/tillsyn/A 37273-2024 tillsynsbegäran.docx
+++ b/tillsyn/A 37273-2024 tillsynsbegäran.docx
@@ -256,7 +256,7 @@
     <w:r>
       <w:tab/>
       <w:tab/>
-      <w:t>2026-07-23</w:t>
+      <w:t>2026-07-24</w:t>
       <w:br/>
       <w:br/>
     </w:r>

--- a/tillsyn/A 37273-2024 tillsynsbegäran.docx
+++ b/tillsyn/A 37273-2024 tillsynsbegäran.docx
@@ -256,7 +256,7 @@
     <w:r>
       <w:tab/>
       <w:tab/>
-      <w:t>2026-07-24</w:t>
+      <w:t>2026-07-25</w:t>
       <w:br/>
       <w:br/>
     </w:r>

--- a/tillsyn/A 37273-2024 tillsynsbegäran.docx
+++ b/tillsyn/A 37273-2024 tillsynsbegäran.docx
@@ -256,7 +256,7 @@
     <w:r>
       <w:tab/>
       <w:tab/>
-      <w:t>2026-07-25</w:t>
+      <w:t>2026-07-26</w:t>
       <w:br/>
       <w:br/>
     </w:r>

--- a/tillsyn/A 37273-2024 tillsynsbegäran.docx
+++ b/tillsyn/A 37273-2024 tillsynsbegäran.docx
@@ -256,7 +256,7 @@
     <w:r>
       <w:tab/>
       <w:tab/>
-      <w:t>2026-07-26</w:t>
+      <w:t>2026-07-27</w:t>
       <w:br/>
       <w:br/>
     </w:r>

--- a/tillsyn/A 37273-2024 tillsynsbegäran.docx
+++ b/tillsyn/A 37273-2024 tillsynsbegäran.docx
@@ -256,7 +256,7 @@
     <w:r>
       <w:tab/>
       <w:tab/>
-      <w:t>2026-07-27</w:t>
+      <w:t>2026-07-28</w:t>
       <w:br/>
       <w:br/>
     </w:r>

--- a/tillsyn/A 37273-2024 tillsynsbegäran.docx
+++ b/tillsyn/A 37273-2024 tillsynsbegäran.docx
@@ -256,7 +256,7 @@
     <w:r>
       <w:tab/>
       <w:tab/>
-      <w:t>2026-07-28</w:t>
+      <w:t>2026-07-29</w:t>
       <w:br/>
       <w:br/>
     </w:r>

--- a/tillsyn/A 37273-2024 tillsynsbegäran.docx
+++ b/tillsyn/A 37273-2024 tillsynsbegäran.docx
@@ -256,7 +256,7 @@
     <w:r>
       <w:tab/>
       <w:tab/>
-      <w:t>2026-07-29</w:t>
+      <w:t>2026-07-30</w:t>
       <w:br/>
       <w:br/>
     </w:r>

--- a/tillsyn/A 37273-2024 tillsynsbegäran.docx
+++ b/tillsyn/A 37273-2024 tillsynsbegäran.docx
@@ -256,7 +256,7 @@
     <w:r>
       <w:tab/>
       <w:tab/>
-      <w:t>2026-07-30</w:t>
+      <w:t>2026-07-31</w:t>
       <w:br/>
       <w:br/>
     </w:r>

--- a/tillsyn/A 37273-2024 tillsynsbegäran.docx
+++ b/tillsyn/A 37273-2024 tillsynsbegäran.docx
@@ -256,7 +256,7 @@
     <w:r>
       <w:tab/>
       <w:tab/>
-      <w:t>2026-07-31</w:t>
+      <w:t>2026-08-01</w:t>
       <w:br/>
       <w:br/>
     </w:r>

--- a/tillsyn/A 37273-2024 tillsynsbegäran.docx
+++ b/tillsyn/A 37273-2024 tillsynsbegäran.docx
@@ -256,7 +256,7 @@
     <w:r>
       <w:tab/>
       <w:tab/>
-      <w:t>2026-08-01</w:t>
+      <w:t>2026-08-02</w:t>
       <w:br/>
       <w:br/>
     </w:r>

--- a/tillsyn/A 37273-2024 tillsynsbegäran.docx
+++ b/tillsyn/A 37273-2024 tillsynsbegäran.docx
@@ -256,7 +256,7 @@
     <w:r>
       <w:tab/>
       <w:tab/>
-      <w:t>2026-08-02</w:t>
+      <w:t>2026-08-03</w:t>
       <w:br/>
       <w:br/>
     </w:r>

--- a/tillsyn/A 37273-2024 tillsynsbegäran.docx
+++ b/tillsyn/A 37273-2024 tillsynsbegäran.docx
@@ -256,7 +256,7 @@
     <w:r>
       <w:tab/>
       <w:tab/>
-      <w:t>2026-08-03</w:t>
+      <w:t>2026-08-05</w:t>
       <w:br/>
       <w:br/>
     </w:r>

--- a/tillsyn/A 37273-2024 tillsynsbegäran.docx
+++ b/tillsyn/A 37273-2024 tillsynsbegäran.docx
@@ -256,7 +256,7 @@
     <w:r>
       <w:tab/>
       <w:tab/>
-      <w:t>2026-08-05</w:t>
+      <w:t>2026-08-07</w:t>
       <w:br/>
       <w:br/>
     </w:r>

--- a/tillsyn/A 37273-2024 tillsynsbegäran.docx
+++ b/tillsyn/A 37273-2024 tillsynsbegäran.docx
@@ -256,7 +256,7 @@
     <w:r>
       <w:tab/>
       <w:tab/>
-      <w:t>2026-08-07</w:t>
+      <w:t>2026-08-08</w:t>
       <w:br/>
       <w:br/>
     </w:r>

--- a/tillsyn/A 37273-2024 tillsynsbegäran.docx
+++ b/tillsyn/A 37273-2024 tillsynsbegäran.docx
@@ -7,7 +7,7 @@
         <w:pStyle w:val="Title"/>
       </w:pPr>
       <w:r>
-        <w:t>Tillsynsbegäran – information om höga naturvärden i avverkningsanmälan A 37273-2024 i Norrtälje kommun</w:t>
+        <w:t>Tillsynsbegäran – information om höga naturvärden och fridlysta arter i avverkningsanmälan A 37273-2024 i Norrtälje kommun</w:t>
       </w:r>
     </w:p>
     <w:p>
@@ -22,7 +22,7 @@
       <w:r>
         <w:drawing>
           <wp:inline xmlns:a="http://schemas.openxmlformats.org/drawingml/2006/main" xmlns:pic="http://schemas.openxmlformats.org/drawingml/2006/picture">
-            <wp:extent cx="5486400" cy="4852919"/>
+            <wp:extent cx="5486400" cy="5107442"/>
             <wp:docPr id="1" name="Picture 1"/>
             <wp:cNvGraphicFramePr>
               <a:graphicFrameLocks noChangeAspect="1"/>
@@ -43,7 +43,7 @@
                   <pic:spPr>
                     <a:xfrm>
                       <a:off x="0" y="0"/>
-                      <a:ext cx="5486400" cy="4852919"/>
+                      <a:ext cx="5486400" cy="5107442"/>
                     </a:xfrm>
                     <a:prstGeom prst="rect"/>
                   </pic:spPr>
@@ -60,12 +60,12 @@
         <w:spacing w:after="240"/>
       </w:pPr>
       <w:r>
-        <w:t>Figur 1. Fyndplatser för naturvårdsarter inom 12 meter från avverkningsanmälan. Markörer utan svart kant är placerade på fyndplatsen. Markörer med svart kant är placerade vid sidan av fyndplatsen har ett svart streck som visar fyndplatsens exakta position. Kartans mittpunktskoordinat är N 6625531, E 705625 i SWEREF 99 TM.</w:t>
+        <w:t>Figur 1. Fyndplatser för naturvårdsarter i och inom 25 meter från avverkningsanmälan. Markörer utan svart kant är placerade på fyndplatsen. Markörer med svart kant är placerade vid sidan av fyndplatsen och har ett svart streck som visar fyndplatsens exakta position. Kartans mittpunktskoordinat är N 6625531, E 705625 i SWEREF 99 TM.</w:t>
       </w:r>
     </w:p>
     <w:p>
       <w:r>
-        <w:t>Inom 12 meter från avverkningsanmälan finns fynd av 1 naturvårdsarter, varav 1 är typisk (T) och 1 är signalart (S): trådticka (S, T). Se Figur 1.</w:t>
+        <w:t>I och inom 25 meter från avverkningsanmälan finns fynd av 7 naturvårdsarter, varav 4 är rödlistade, 2 är fridlysta, 2 är typiska (T) och 1 är signalart (S): brunfläckig pärlemorfjäril (VU), silverblåvinge (VU), gulsparv (NT, §4), mindre tåtelsmygare (NT), trådticka (S, T), liljekonvalj (T) och fläcknycklar (§8). Se Figur 1.</w:t>
       </w:r>
     </w:p>
     <w:p>
@@ -128,6 +128,48 @@
         <w:t>(SLU Artdatabanken, 2025).</w:t>
       </w:r>
     </w:p>
+    <w:p>
+      <w:r>
+        <w:rPr>
+          <w:b/>
+        </w:rPr>
+        <w:t>Liljekonvalj</w:t>
+      </w:r>
+      <w:r>
+        <w:t xml:space="preserve"> är typisk art för </w:t>
+      </w:r>
+      <w:r>
+        <w:rPr>
+          <w:i/>
+        </w:rPr>
+        <w:t>9190 Näringsfattig ekskog</w:t>
+      </w:r>
+      <w:r>
+        <w:t>. På liljekonvalj kan man hitta rostsvampen konvaljerost (NE) (SLU Artdatabanken, 2025).</w:t>
+      </w:r>
+    </w:p>
+    <w:p>
+      <w:pPr>
+        <w:pStyle w:val="Heading1"/>
+      </w:pPr>
+      <w:r>
+        <w:t>EU:s fågeldirektiv</w:t>
+      </w:r>
+    </w:p>
+    <w:p>
+      <w:r>
+        <w:t xml:space="preserve">Europeiska unionens medlemsländer är skyldiga att agera i enlighet med EU:s fågeldirektiv där det uttryckligen står att direktivet gäller för fåglar samt för deras ägg, bon och </w:t>
+      </w:r>
+      <w:r>
+        <w:rPr>
+          <w:b/>
+        </w:rPr>
+        <w:t xml:space="preserve">livsmiljöer </w:t>
+      </w:r>
+      <w:r>
+        <w:t>(artikel 1). Vidare att de åtgärder som vidtas inte får leda till en försämring av den nuvarande situationen beträffande bevarandet av de fågelarter som avses i artikel 1 (artikel 13). Fågeldirektivet är styrande för tillsynsansvariga myndigheters ärendehantering, ställningstaganden och beslutsfattande.</w:t>
+      </w:r>
+    </w:p>
     <w:sectPr>
       <w:headerReference w:type="even" r:id="rId8"/>
       <w:headerReference w:type="default" r:id="rId9"/>
@@ -256,7 +298,7 @@
     <w:r>
       <w:tab/>
       <w:tab/>
-      <w:t>2026-08-14</w:t>
+      <w:t>2026-08-15</w:t>
       <w:br/>
       <w:br/>
     </w:r>

--- a/tillsyn/A 37273-2024 tillsynsbegäran.docx
+++ b/tillsyn/A 37273-2024 tillsynsbegäran.docx
@@ -298,7 +298,7 @@
     <w:r>
       <w:tab/>
       <w:tab/>
-      <w:t>2026-08-15</w:t>
+      <w:t>2026-08-16</w:t>
       <w:br/>
       <w:br/>
     </w:r>

--- a/tillsyn/A 37273-2024 tillsynsbegäran.docx
+++ b/tillsyn/A 37273-2024 tillsynsbegäran.docx
@@ -298,7 +298,7 @@
     <w:r>
       <w:tab/>
       <w:tab/>
-      <w:t>2026-08-16</w:t>
+      <w:t>2026-08-17</w:t>
       <w:br/>
       <w:br/>
     </w:r>

--- a/tillsyn/A 37273-2024 tillsynsbegäran.docx
+++ b/tillsyn/A 37273-2024 tillsynsbegäran.docx
@@ -298,7 +298,7 @@
     <w:r>
       <w:tab/>
       <w:tab/>
-      <w:t>2026-08-17</w:t>
+      <w:t>2026-08-18</w:t>
       <w:br/>
       <w:br/>
     </w:r>

--- a/tillsyn/A 37273-2024 tillsynsbegäran.docx
+++ b/tillsyn/A 37273-2024 tillsynsbegäran.docx
@@ -298,7 +298,7 @@
     <w:r>
       <w:tab/>
       <w:tab/>
-      <w:t>2026-08-18</w:t>
+      <w:t>2026-08-19</w:t>
       <w:br/>
       <w:br/>
     </w:r>

--- a/tillsyn/A 37273-2024 tillsynsbegäran.docx
+++ b/tillsyn/A 37273-2024 tillsynsbegäran.docx
@@ -298,7 +298,7 @@
     <w:r>
       <w:tab/>
       <w:tab/>
-      <w:t>2026-08-19</w:t>
+      <w:t>2026-08-20</w:t>
       <w:br/>
       <w:br/>
     </w:r>

--- a/tillsyn/A 37273-2024 tillsynsbegäran.docx
+++ b/tillsyn/A 37273-2024 tillsynsbegäran.docx
@@ -298,7 +298,7 @@
     <w:r>
       <w:tab/>
       <w:tab/>
-      <w:t>2026-08-20</w:t>
+      <w:t>2026-08-21</w:t>
       <w:br/>
       <w:br/>
     </w:r>

--- a/tillsyn/A 37273-2024 tillsynsbegäran.docx
+++ b/tillsyn/A 37273-2024 tillsynsbegäran.docx
@@ -298,7 +298,7 @@
     <w:r>
       <w:tab/>
       <w:tab/>
-      <w:t>2026-08-21</w:t>
+      <w:t>2026-08-22</w:t>
       <w:br/>
       <w:br/>
     </w:r>

--- a/tillsyn/A 37273-2024 tillsynsbegäran.docx
+++ b/tillsyn/A 37273-2024 tillsynsbegäran.docx
@@ -298,7 +298,7 @@
     <w:r>
       <w:tab/>
       <w:tab/>
-      <w:t>2026-08-22</w:t>
+      <w:t>2026-08-23</w:t>
       <w:br/>
       <w:br/>
     </w:r>

--- a/tillsyn/A 37273-2024 tillsynsbegäran.docx
+++ b/tillsyn/A 37273-2024 tillsynsbegäran.docx
@@ -298,7 +298,7 @@
     <w:r>
       <w:tab/>
       <w:tab/>
-      <w:t>2026-08-23</w:t>
+      <w:t>2026-08-24</w:t>
       <w:br/>
       <w:br/>
     </w:r>

--- a/tillsyn/A 37273-2024 tillsynsbegäran.docx
+++ b/tillsyn/A 37273-2024 tillsynsbegäran.docx
@@ -298,7 +298,7 @@
     <w:r>
       <w:tab/>
       <w:tab/>
-      <w:t>2026-08-24</w:t>
+      <w:t>2026-08-25</w:t>
       <w:br/>
       <w:br/>
     </w:r>

--- a/tillsyn/A 37273-2024 tillsynsbegäran.docx
+++ b/tillsyn/A 37273-2024 tillsynsbegäran.docx
@@ -298,7 +298,7 @@
     <w:r>
       <w:tab/>
       <w:tab/>
-      <w:t>2026-08-25</w:t>
+      <w:t>2026-08-26</w:t>
       <w:br/>
       <w:br/>
     </w:r>

--- a/tillsyn/A 37273-2024 tillsynsbegäran.docx
+++ b/tillsyn/A 37273-2024 tillsynsbegäran.docx
@@ -298,7 +298,7 @@
     <w:r>
       <w:tab/>
       <w:tab/>
-      <w:t>2026-08-26</w:t>
+      <w:t>2026-08-27</w:t>
       <w:br/>
       <w:br/>
     </w:r>

--- a/tillsyn/A 37273-2024 tillsynsbegäran.docx
+++ b/tillsyn/A 37273-2024 tillsynsbegäran.docx
@@ -298,7 +298,7 @@
     <w:r>
       <w:tab/>
       <w:tab/>
-      <w:t>2026-08-27</w:t>
+      <w:t>2026-08-28</w:t>
       <w:br/>
       <w:br/>
     </w:r>

--- a/tillsyn/A 37273-2024 tillsynsbegäran.docx
+++ b/tillsyn/A 37273-2024 tillsynsbegäran.docx
@@ -298,7 +298,7 @@
     <w:r>
       <w:tab/>
       <w:tab/>
-      <w:t>2026-08-28</w:t>
+      <w:t>2026-08-29</w:t>
       <w:br/>
       <w:br/>
     </w:r>

--- a/tillsyn/A 37273-2024 tillsynsbegäran.docx
+++ b/tillsyn/A 37273-2024 tillsynsbegäran.docx
@@ -298,7 +298,7 @@
     <w:r>
       <w:tab/>
       <w:tab/>
-      <w:t>2026-08-29</w:t>
+      <w:t>2026-08-31</w:t>
       <w:br/>
       <w:br/>
     </w:r>

--- a/tillsyn/A 37273-2024 tillsynsbegäran.docx
+++ b/tillsyn/A 37273-2024 tillsynsbegäran.docx
@@ -298,7 +298,7 @@
     <w:r>
       <w:tab/>
       <w:tab/>
-      <w:t>2026-08-31</w:t>
+      <w:t>2026-09-01</w:t>
       <w:br/>
       <w:br/>
     </w:r>

--- a/tillsyn/A 37273-2024 tillsynsbegäran.docx
+++ b/tillsyn/A 37273-2024 tillsynsbegäran.docx
@@ -298,7 +298,7 @@
     <w:r>
       <w:tab/>
       <w:tab/>
-      <w:t>2026-09-01</w:t>
+      <w:t>2026-09-02</w:t>
       <w:br/>
       <w:br/>
     </w:r>

--- a/tillsyn/A 37273-2024 tillsynsbegäran.docx
+++ b/tillsyn/A 37273-2024 tillsynsbegäran.docx
@@ -298,7 +298,7 @@
     <w:r>
       <w:tab/>
       <w:tab/>
-      <w:t>2026-09-02</w:t>
+      <w:t>2026-09-03</w:t>
       <w:br/>
       <w:br/>
     </w:r>

--- a/tillsyn/A 37273-2024 tillsynsbegäran.docx
+++ b/tillsyn/A 37273-2024 tillsynsbegäran.docx
@@ -298,7 +298,7 @@
     <w:r>
       <w:tab/>
       <w:tab/>
-      <w:t>2026-09-03</w:t>
+      <w:t>2026-09-04</w:t>
       <w:br/>
       <w:br/>
     </w:r>

--- a/tillsyn/A 37273-2024 tillsynsbegäran.docx
+++ b/tillsyn/A 37273-2024 tillsynsbegäran.docx
@@ -298,7 +298,7 @@
     <w:r>
       <w:tab/>
       <w:tab/>
-      <w:t>2026-09-04</w:t>
+      <w:t>2026-09-05</w:t>
       <w:br/>
       <w:br/>
     </w:r>

--- a/tillsyn/A 37273-2024 tillsynsbegäran.docx
+++ b/tillsyn/A 37273-2024 tillsynsbegäran.docx
@@ -298,7 +298,7 @@
     <w:r>
       <w:tab/>
       <w:tab/>
-      <w:t>2026-09-05</w:t>
+      <w:t>2026-09-06</w:t>
       <w:br/>
       <w:br/>
     </w:r>

--- a/tillsyn/A 37273-2024 tillsynsbegäran.docx
+++ b/tillsyn/A 37273-2024 tillsynsbegäran.docx
@@ -298,7 +298,7 @@
     <w:r>
       <w:tab/>
       <w:tab/>
-      <w:t>2026-09-06</w:t>
+      <w:t>2026-09-07</w:t>
       <w:br/>
       <w:br/>
     </w:r>

--- a/tillsyn/A 37273-2024 tillsynsbegäran.docx
+++ b/tillsyn/A 37273-2024 tillsynsbegäran.docx
@@ -298,7 +298,7 @@
     <w:r>
       <w:tab/>
       <w:tab/>
-      <w:t>2026-09-07</w:t>
+      <w:t>2026-09-08</w:t>
       <w:br/>
       <w:br/>
     </w:r>

--- a/tillsyn/A 37273-2024 tillsynsbegäran.docx
+++ b/tillsyn/A 37273-2024 tillsynsbegäran.docx
@@ -298,7 +298,7 @@
     <w:r>
       <w:tab/>
       <w:tab/>
-      <w:t>2026-09-08</w:t>
+      <w:t>2026-09-09</w:t>
       <w:br/>
       <w:br/>
     </w:r>

--- a/tillsyn/A 37273-2024 tillsynsbegäran.docx
+++ b/tillsyn/A 37273-2024 tillsynsbegäran.docx
@@ -298,7 +298,7 @@
     <w:r>
       <w:tab/>
       <w:tab/>
-      <w:t>2026-09-09</w:t>
+      <w:t>2026-09-10</w:t>
       <w:br/>
       <w:br/>
     </w:r>

--- a/tillsyn/A 37273-2024 tillsynsbegäran.docx
+++ b/tillsyn/A 37273-2024 tillsynsbegäran.docx
@@ -298,7 +298,7 @@
     <w:r>
       <w:tab/>
       <w:tab/>
-      <w:t>2026-09-10</w:t>
+      <w:t>2026-09-11</w:t>
       <w:br/>
       <w:br/>
     </w:r>

--- a/tillsyn/A 37273-2024 tillsynsbegäran.docx
+++ b/tillsyn/A 37273-2024 tillsynsbegäran.docx
@@ -298,7 +298,7 @@
     <w:r>
       <w:tab/>
       <w:tab/>
-      <w:t>2026-09-11</w:t>
+      <w:t>2026-09-12</w:t>
       <w:br/>
       <w:br/>
     </w:r>

--- a/tillsyn/A 37273-2024 tillsynsbegäran.docx
+++ b/tillsyn/A 37273-2024 tillsynsbegäran.docx
@@ -298,7 +298,7 @@
     <w:r>
       <w:tab/>
       <w:tab/>
-      <w:t>2026-09-12</w:t>
+      <w:t>2026-09-13</w:t>
       <w:br/>
       <w:br/>
     </w:r>
